--- a/contracts/templates_pdf/template_contratto_sponsor_non_ecm_en.docx
+++ b/contracts/templates_pdf/template_contratto_sponsor_non_ecm_en.docx
@@ -3750,9 +3750,10 @@
             </w:pPr>
             <w:r>
               <w:rPr>
+                <w:rFonts w:ascii="Arial" w:hAnsi="Arial"/>
                 <w:b/>
                 <w:color w:val="000000"/>
-                <w:sz w:val="22"/>
+                <w:sz w:val="18"/>
               </w:rPr>
               <w:t xml:space="preserve">Sponsor</w:t>
             </w:r>

--- a/contracts/templates_pdf/template_contratto_sponsor_non_ecm_en.docx
+++ b/contracts/templates_pdf/template_contratto_sponsor_non_ecm_en.docx
@@ -76,7 +76,7 @@
           <w:rFonts w:cs="Arial" w:ascii="Arial" w:hAnsi="Arial"/>
           <w:sz w:val="18"/>
         </w:rPr>
-        <w:t xml:space="preserve">Company VALET SRL, with registered office in Bologna,</w:t>
+        <w:t xml:space="preserve">Company {{ organizer_name or "VALET SRL" }}, with registered office in Bologna,</w:t>
       </w:r>
       <w:r>
         <w:rPr>
@@ -3627,7 +3627,7 @@
                 <w:rFonts w:cs="Arial" w:ascii="Arial" w:hAnsi="Arial"/>
                 <w:sz w:val="18"/>
               </w:rPr>
-              <w:t xml:space="preserve">VALET SRL </w:t>
+              <w:t xml:space="preserve">{{ organizer_name or "VALET SRL" }} </w:t>
             </w:r>
           </w:p>
           <w:p>

--- a/contracts/templates_pdf/template_contratto_sponsor_non_ecm_en.docx
+++ b/contracts/templates_pdf/template_contratto_sponsor_non_ecm_en.docx
@@ -19,6 +19,49 @@
           <w:sz w:val="18"/>
         </w:rPr>
         <w:t xml:space="preserve">SPONSORSHIP AGREEMENT Non-ECM Event</w:t>
+      </w:r>
+    </w:p>
+    <w:p>
+      <w:pPr>
+        <w:spacing w:before="40" w:after="40"/>
+      </w:pPr>
+      <w:r>
+        <w:rPr>
+          <w:b w:val="0"/>
+          <w:sz w:val="20"/>
+        </w:rPr>
+        <w:t>{%p if contract.customer_reference %}</w:t>
+      </w:r>
+    </w:p>
+    <w:p>
+      <w:pPr>
+        <w:spacing w:before="40" w:after="40"/>
+      </w:pPr>
+      <w:r>
+        <w:rPr>
+          <w:b/>
+          <w:sz w:val="20"/>
+        </w:rPr>
+        <w:t xml:space="preserve">Your reference: </w:t>
+      </w:r>
+      <w:r>
+        <w:rPr>
+          <w:b w:val="0"/>
+          <w:sz w:val="20"/>
+        </w:rPr>
+        <w:t>{{ contract.customer_reference }}</w:t>
+      </w:r>
+    </w:p>
+    <w:p>
+      <w:pPr>
+        <w:spacing w:before="40" w:after="40"/>
+      </w:pPr>
+      <w:r>
+        <w:rPr>
+          <w:b w:val="0"/>
+          <w:sz w:val="20"/>
+        </w:rPr>
+        <w:t>{%p endif %}</w:t>
       </w:r>
     </w:p>
     <w:p>
